--- a/blog-module/blog-entries/20251009W/Random Misc.docx
+++ b/blog-module/blog-entries/20251009W/Random Misc.docx
@@ -7,7 +7,7 @@
         <w:rPr>
           <w:lang w:val="de-DE"/>
         </w:rPr>
-        <w:t>Random</w:t>
+        <w:t>Historical</w:t>
       </w:r>
       <w:r>
         <w:t xml:space="preserve"> </w:t>
@@ -16,7 +16,7 @@
         <w:rPr>
           <w:lang w:val="de-DE"/>
         </w:rPr>
-        <w:t>Misc</w:t>
+        <w:t>RedBull</w:t>
       </w:r>
     </w:p>
     <w:p/>
